--- a/data/outputs/v2/Core_Mathematics/SS2.4_Trigonometry_1/quiz/Core_Mathematics_G10_SS2.4_Trigonometry_1_L8_AnswerKey.docx
+++ b/data/outputs/v2/Core_Mathematics/SS2.4_Trigonometry_1/quiz/Core_Mathematics_G10_SS2.4_Trigonometry_1_L8_AnswerKey.docx
@@ -1590,7 +1590,7 @@
         </w:rPr>
         <w:t xml:space="preserve">© 2026 SeaVuria and ARES. Aligned with KICD objectives. Developed by SeaVuria; technical implementation by ARES (with AI assistance from Claude). Licensed under </w:t>
       </w:r>
-      <w:hyperlink w:history="1" r:id="rIdbt8pfyhpwe-rdt6gp-exa">
+      <w:hyperlink w:history="1" r:id="rIdzamp37xryq3ac8tshqwq8">
         <w:r>
           <w:rPr>
             <w:rFonts w:ascii="Arial" w:cs="Arial" w:eastAsia="Arial" w:hAnsi="Arial"/>
@@ -1611,7 +1611,7 @@
         </w:rPr>
         <w:t xml:space="preserve"> (</w:t>
       </w:r>
-      <w:hyperlink w:history="1" r:id="rId_ct-k7s5ngje3su-bipmk">
+      <w:hyperlink w:history="1" r:id="rIdlhecht87szhgoiyknjo67">
         <w:r>
           <w:rPr>
             <w:rFonts w:ascii="Arial" w:cs="Arial" w:eastAsia="Arial" w:hAnsi="Arial"/>

--- a/data/outputs/v2/Core_Mathematics/SS2.4_Trigonometry_1/quiz/Core_Mathematics_G10_SS2.4_Trigonometry_1_L8_AnswerKey.docx
+++ b/data/outputs/v2/Core_Mathematics/SS2.4_Trigonometry_1/quiz/Core_Mathematics_G10_SS2.4_Trigonometry_1_L8_AnswerKey.docx
@@ -1590,7 +1590,7 @@
         </w:rPr>
         <w:t xml:space="preserve">© 2026 SeaVuria and ARES. Aligned with KICD objectives. Developed by SeaVuria; technical implementation by ARES (with AI assistance from Claude). Licensed under </w:t>
       </w:r>
-      <w:hyperlink w:history="1" r:id="rIdzamp37xryq3ac8tshqwq8">
+      <w:hyperlink w:history="1" r:id="rIdz4zg7qxaky1px0fq2ormk">
         <w:r>
           <w:rPr>
             <w:rFonts w:ascii="Arial" w:cs="Arial" w:eastAsia="Arial" w:hAnsi="Arial"/>
@@ -1611,7 +1611,7 @@
         </w:rPr>
         <w:t xml:space="preserve"> (</w:t>
       </w:r>
-      <w:hyperlink w:history="1" r:id="rIdlhecht87szhgoiyknjo67">
+      <w:hyperlink w:history="1" r:id="rIdd9f4a3gmv0iyjci2-vtci">
         <w:r>
           <w:rPr>
             <w:rFonts w:ascii="Arial" w:cs="Arial" w:eastAsia="Arial" w:hAnsi="Arial"/>

--- a/data/outputs/v2/Core_Mathematics/SS2.4_Trigonometry_1/quiz/Core_Mathematics_G10_SS2.4_Trigonometry_1_L8_AnswerKey.docx
+++ b/data/outputs/v2/Core_Mathematics/SS2.4_Trigonometry_1/quiz/Core_Mathematics_G10_SS2.4_Trigonometry_1_L8_AnswerKey.docx
@@ -1590,7 +1590,7 @@
         </w:rPr>
         <w:t xml:space="preserve">© 2026 SeaVuria and ARES. Aligned with KICD objectives. Developed by SeaVuria; technical implementation by ARES (with AI assistance from Claude). Licensed under </w:t>
       </w:r>
-      <w:hyperlink w:history="1" r:id="rIdz4zg7qxaky1px0fq2ormk">
+      <w:hyperlink w:history="1" r:id="rIdggk1c-nx0mrbwridqfpex">
         <w:r>
           <w:rPr>
             <w:rFonts w:ascii="Arial" w:cs="Arial" w:eastAsia="Arial" w:hAnsi="Arial"/>
@@ -1611,7 +1611,7 @@
         </w:rPr>
         <w:t xml:space="preserve"> (</w:t>
       </w:r>
-      <w:hyperlink w:history="1" r:id="rIdd9f4a3gmv0iyjci2-vtci">
+      <w:hyperlink w:history="1" r:id="rIdnvr54acsocsdnibccjemd">
         <w:r>
           <w:rPr>
             <w:rFonts w:ascii="Arial" w:cs="Arial" w:eastAsia="Arial" w:hAnsi="Arial"/>
